--- a/checks/6_ra_agreement.docx
+++ b/checks/6_ra_agreement.docx
@@ -15,7 +15,7 @@
         <w:pStyle w:val="Date"/>
       </w:pPr>
       <w:r>
-        <w:t xml:space="preserve">12 May 2026</w:t>
+        <w:t xml:space="preserve">28 September 2026</w:t>
       </w:r>
     </w:p>
     <w:p>
@@ -24574,13 +24574,13 @@
         <w:tblLook w:firstRow="1" w:lastRow="0" w:firstColumn="0" w:lastColumn="0" w:noHBand="0" w:noVBand="1"/>
       </w:tblPr>
       <w:tblGrid>
-        <w:gridCol w:w="1080"/>
-        <w:gridCol w:w="1080"/>
-        <w:gridCol w:w="1080"/>
+        <w:gridCol w:w="1327"/>
+        <w:gridCol w:w="1303"/>
+        <w:gridCol w:w="1719"/>
       </w:tblGrid>
       <w:tr>
         <w:trPr>
-          <w:trHeight w:val="360" w:hRule="auto"/>
+          <w:trHeight w:val="612" w:hRule="auto"/>
           <w:tblHeader/>
         </w:trPr>
         header 1
@@ -24749,7 +24749,7 @@
       </w:tr>
       <w:tr>
         <w:trPr>
-          <w:trHeight w:val="360" w:hRule="auto"/>
+          <w:trHeight w:val="617" w:hRule="auto"/>
         </w:trPr>
         body 1
         <w:tc>
@@ -24917,7 +24917,7 @@
       </w:tr>
       <w:tr>
         <w:trPr>
-          <w:trHeight w:val="360" w:hRule="auto"/>
+          <w:trHeight w:val="617" w:hRule="auto"/>
         </w:trPr>
         body 2
         <w:tc>
@@ -25085,7 +25085,7 @@
       </w:tr>
       <w:tr>
         <w:trPr>
-          <w:trHeight w:val="360" w:hRule="auto"/>
+          <w:trHeight w:val="617" w:hRule="auto"/>
         </w:trPr>
         body 3
         <w:tc>
@@ -25253,7 +25253,7 @@
       </w:tr>
       <w:tr>
         <w:trPr>
-          <w:trHeight w:val="360" w:hRule="auto"/>
+          <w:trHeight w:val="617" w:hRule="auto"/>
         </w:trPr>
         body 4
         <w:tc>
@@ -25421,7 +25421,7 @@
       </w:tr>
       <w:tr>
         <w:trPr>
-          <w:trHeight w:val="360" w:hRule="auto"/>
+          <w:trHeight w:val="617" w:hRule="auto"/>
         </w:trPr>
         body 5
         <w:tc>
@@ -25589,7 +25589,7 @@
       </w:tr>
       <w:tr>
         <w:trPr>
-          <w:trHeight w:val="360" w:hRule="auto"/>
+          <w:trHeight w:val="617" w:hRule="auto"/>
         </w:trPr>
         body 6
         <w:tc>
@@ -25757,7 +25757,7 @@
       </w:tr>
       <w:tr>
         <w:trPr>
-          <w:trHeight w:val="360" w:hRule="auto"/>
+          <w:trHeight w:val="617" w:hRule="auto"/>
         </w:trPr>
         body 7
         <w:tc>
@@ -25925,7 +25925,7 @@
       </w:tr>
       <w:tr>
         <w:trPr>
-          <w:trHeight w:val="360" w:hRule="auto"/>
+          <w:trHeight w:val="617" w:hRule="auto"/>
         </w:trPr>
         body 8
         <w:tc>
@@ -26093,7 +26093,7 @@
       </w:tr>
       <w:tr>
         <w:trPr>
-          <w:trHeight w:val="360" w:hRule="auto"/>
+          <w:trHeight w:val="617" w:hRule="auto"/>
         </w:trPr>
         body 9
         <w:tc>
@@ -26261,7 +26261,7 @@
       </w:tr>
       <w:tr>
         <w:trPr>
-          <w:trHeight w:val="360" w:hRule="auto"/>
+          <w:trHeight w:val="617" w:hRule="auto"/>
         </w:trPr>
         body10
         <w:tc>
